--- a/DAY-6/Lab Exercise - Create Azure Policy to Allow VM Creation Only in East US using Cloud Shell.docx
+++ b/DAY-6/Lab Exercise - Create Azure Policy to Allow VM Creation Only in East US using Cloud Shell.docx
@@ -20,6 +20,7 @@
           <w:rFonts w:ascii="Georgia Pro" w:eastAsia="Georgia Pro" w:hAnsi="Georgia Pro" w:cs="Georgia Pro"/>
           <w:b/>
           <w:bCs/>
+          <w:noProof/>
           <w:color w:val="000000" w:themeColor="text1"/>
           <w:sz w:val="36"/>
           <w:szCs w:val="36"/>
@@ -182,7 +183,7 @@
           <w:color w:val="000000" w:themeColor="text1"/>
         </w:rPr>
         <w:pict w14:anchorId="0CE43187">
-          <v:rect id="_x0000_i1169" style="width:0;height:1.5pt" o:hralign="center" o:hrstd="t" o:hr="t" fillcolor="#a0a0a0" stroked="f"/>
+          <v:rect id="_x0000_i1026" style="width:0;height:1.5pt" o:hralign="center" o:hrstd="t" o:hr="t" fillcolor="#a0a0a0" stroked="f"/>
         </w:pict>
       </w:r>
     </w:p>
@@ -280,7 +281,7 @@
           <w:color w:val="000000" w:themeColor="text1"/>
         </w:rPr>
         <w:pict w14:anchorId="294CBBD2">
-          <v:rect id="_x0000_i1170" style="width:0;height:1.5pt" o:hralign="center" o:hrstd="t" o:hr="t" fillcolor="#a0a0a0" stroked="f"/>
+          <v:rect id="_x0000_i1027" style="width:0;height:1.5pt" o:hralign="center" o:hrstd="t" o:hr="t" fillcolor="#a0a0a0" stroked="f"/>
         </w:pict>
       </w:r>
     </w:p>
@@ -411,7 +412,7 @@
           <w:color w:val="000000" w:themeColor="text1"/>
         </w:rPr>
         <w:pict w14:anchorId="7FCE2E78">
-          <v:rect id="_x0000_i1171" style="width:0;height:1.5pt" o:hralign="center" o:hrstd="t" o:hr="t" fillcolor="#a0a0a0" stroked="f"/>
+          <v:rect id="_x0000_i1028" style="width:0;height:1.5pt" o:hralign="center" o:hrstd="t" o:hr="t" fillcolor="#a0a0a0" stroked="f"/>
         </w:pict>
       </w:r>
     </w:p>
@@ -691,7 +692,7 @@
           <w:color w:val="000000" w:themeColor="text1"/>
         </w:rPr>
         <w:pict w14:anchorId="23D9A0DD">
-          <v:rect id="_x0000_i1172" style="width:0;height:1.5pt" o:hralign="center" o:hrstd="t" o:hr="t" fillcolor="#a0a0a0" stroked="f"/>
+          <v:rect id="_x0000_i1029" style="width:0;height:1.5pt" o:hralign="center" o:hrstd="t" o:hr="t" fillcolor="#a0a0a0" stroked="f"/>
         </w:pict>
       </w:r>
     </w:p>
@@ -831,7 +832,7 @@
           <w:color w:val="000000" w:themeColor="text1"/>
         </w:rPr>
         <w:pict w14:anchorId="6EFD0E15">
-          <v:rect id="_x0000_i1173" style="width:0;height:1.5pt" o:hralign="center" o:hrstd="t" o:hr="t" fillcolor="#a0a0a0" stroked="f"/>
+          <v:rect id="_x0000_i1030" style="width:0;height:1.5pt" o:hralign="center" o:hrstd="t" o:hr="t" fillcolor="#a0a0a0" stroked="f"/>
         </w:pict>
       </w:r>
     </w:p>
@@ -927,7 +928,7 @@
           <w:color w:val="000000" w:themeColor="text1"/>
         </w:rPr>
         <w:pict w14:anchorId="7D1226A0">
-          <v:rect id="_x0000_i1174" style="width:0;height:1.5pt" o:hralign="center" o:hrstd="t" o:hr="t" fillcolor="#a0a0a0" stroked="f"/>
+          <v:rect id="_x0000_i1031" style="width:0;height:1.5pt" o:hralign="center" o:hrstd="t" o:hr="t" fillcolor="#a0a0a0" stroked="f"/>
         </w:pict>
       </w:r>
     </w:p>
@@ -1024,7 +1025,7 @@
           <w:color w:val="000000" w:themeColor="text1"/>
         </w:rPr>
         <w:pict w14:anchorId="3C60B0A7">
-          <v:rect id="_x0000_i1175" style="width:0;height:1.5pt" o:hralign="center" o:hrstd="t" o:hr="t" fillcolor="#a0a0a0" stroked="f"/>
+          <v:rect id="_x0000_i1032" style="width:0;height:1.5pt" o:hralign="center" o:hrstd="t" o:hr="t" fillcolor="#a0a0a0" stroked="f"/>
         </w:pict>
       </w:r>
     </w:p>
@@ -1121,7 +1122,7 @@
           <w:color w:val="000000" w:themeColor="text1"/>
         </w:rPr>
         <w:pict w14:anchorId="6465B921">
-          <v:rect id="_x0000_i1176" style="width:0;height:1.5pt" o:hralign="center" o:hrstd="t" o:hr="t" fillcolor="#a0a0a0" stroked="f"/>
+          <v:rect id="_x0000_i1033" style="width:0;height:1.5pt" o:hralign="center" o:hrstd="t" o:hr="t" fillcolor="#a0a0a0" stroked="f"/>
         </w:pict>
       </w:r>
     </w:p>
@@ -1509,7 +1510,7 @@
           <w:color w:val="000000" w:themeColor="text1"/>
         </w:rPr>
         <w:pict w14:anchorId="2D7C0540">
-          <v:rect id="_x0000_i1177" style="width:0;height:1.5pt" o:hralign="center" o:hrstd="t" o:hr="t" fillcolor="#a0a0a0" stroked="f"/>
+          <v:rect id="_x0000_i1034" style="width:0;height:1.5pt" o:hralign="center" o:hrstd="t" o:hr="t" fillcolor="#a0a0a0" stroked="f"/>
         </w:pict>
       </w:r>
     </w:p>
@@ -1556,7 +1557,7 @@
           <w:color w:val="000000" w:themeColor="text1"/>
         </w:rPr>
         <w:pict w14:anchorId="09E22F10">
-          <v:rect id="_x0000_i1178" style="width:0;height:1.5pt" o:hralign="center" o:hrstd="t" o:hr="t" fillcolor="#a0a0a0" stroked="f"/>
+          <v:rect id="_x0000_i1035" style="width:0;height:1.5pt" o:hralign="center" o:hrstd="t" o:hr="t" fillcolor="#a0a0a0" stroked="f"/>
         </w:pict>
       </w:r>
     </w:p>
@@ -1833,7 +1834,7 @@
           <w:color w:val="000000" w:themeColor="text1"/>
         </w:rPr>
         <w:pict w14:anchorId="45341EE0">
-          <v:rect id="_x0000_i1179" style="width:0;height:1.5pt" o:hralign="center" o:hrstd="t" o:hr="t" fillcolor="#a0a0a0" stroked="f"/>
+          <v:rect id="_x0000_i1036" style="width:0;height:1.5pt" o:hralign="center" o:hrstd="t" o:hr="t" fillcolor="#a0a0a0" stroked="f"/>
         </w:pict>
       </w:r>
     </w:p>
@@ -1953,7 +1954,7 @@
           <w:color w:val="000000" w:themeColor="text1"/>
         </w:rPr>
         <w:pict w14:anchorId="7B915BB3">
-          <v:rect id="_x0000_i1180" style="width:0;height:1.5pt" o:hralign="center" o:hrstd="t" o:hr="t" fillcolor="#a0a0a0" stroked="f"/>
+          <v:rect id="_x0000_i1037" style="width:0;height:1.5pt" o:hralign="center" o:hrstd="t" o:hr="t" fillcolor="#a0a0a0" stroked="f"/>
         </w:pict>
       </w:r>
     </w:p>
@@ -2205,7 +2206,7 @@
           <w:color w:val="000000" w:themeColor="text1"/>
         </w:rPr>
         <w:pict w14:anchorId="1277EA8D">
-          <v:rect id="_x0000_i1181" style="width:0;height:1.5pt" o:hralign="center" o:hrstd="t" o:hr="t" fillcolor="#a0a0a0" stroked="f"/>
+          <v:rect id="_x0000_i1038" style="width:0;height:1.5pt" o:hralign="center" o:hrstd="t" o:hr="t" fillcolor="#a0a0a0" stroked="f"/>
         </w:pict>
       </w:r>
     </w:p>
@@ -2287,7 +2288,7 @@
           <w:rFonts w:ascii="Georgia Pro" w:eastAsia="Georgia Pro" w:hAnsi="Georgia Pro" w:cs="Georgia Pro"/>
           <w:color w:val="000000" w:themeColor="text1"/>
         </w:rPr>
-        <w:t>–</w:t>
+        <w:t>--</w:t>
       </w:r>
       <w:r>
         <w:rPr>
@@ -2400,7 +2401,7 @@
           <w:color w:val="000000" w:themeColor="text1"/>
         </w:rPr>
         <w:pict w14:anchorId="1D6DD4E7">
-          <v:rect id="_x0000_i1182" style="width:0;height:1.5pt" o:hralign="center" o:hrstd="t" o:hr="t" fillcolor="#a0a0a0" stroked="f"/>
+          <v:rect id="_x0000_i1039" style="width:0;height:1.5pt" o:hralign="center" o:hrstd="t" o:hr="t" fillcolor="#a0a0a0" stroked="f"/>
         </w:pict>
       </w:r>
     </w:p>
@@ -2818,7 +2819,7 @@
           <w:color w:val="000000" w:themeColor="text1"/>
         </w:rPr>
         <w:pict w14:anchorId="198D65CE">
-          <v:rect id="_x0000_i1183" style="width:0;height:1.5pt" o:hralign="center" o:hrstd="t" o:hr="t" fillcolor="#a0a0a0" stroked="f"/>
+          <v:rect id="_x0000_i1040" style="width:0;height:1.5pt" o:hralign="center" o:hrstd="t" o:hr="t" fillcolor="#a0a0a0" stroked="f"/>
         </w:pict>
       </w:r>
     </w:p>
@@ -2976,14 +2977,7 @@
           <w:rFonts w:ascii="Georgia Pro" w:eastAsia="Georgia Pro" w:hAnsi="Georgia Pro" w:cs="Georgia Pro"/>
           <w:color w:val="000000" w:themeColor="text1"/>
         </w:rPr>
-        <w:t>VM-</w:t>
-      </w:r>
-      <w:r>
-        <w:rPr>
-          <w:rFonts w:ascii="Georgia Pro" w:eastAsia="Georgia Pro" w:hAnsi="Georgia Pro" w:cs="Georgia Pro"/>
-          <w:color w:val="000000" w:themeColor="text1"/>
-        </w:rPr>
-        <w:t>2</w:t>
+        <w:t>VM-2</w:t>
       </w:r>
       <w:r>
         <w:rPr>
@@ -3268,7 +3262,7 @@
           <w:color w:val="000000" w:themeColor="text1"/>
         </w:rPr>
         <w:pict w14:anchorId="6087590A">
-          <v:rect id="_x0000_i1184" style="width:0;height:1.5pt" o:hralign="center" o:hrstd="t" o:hr="t" fillcolor="#a0a0a0" stroked="f"/>
+          <v:rect id="_x0000_i1041" style="width:0;height:1.5pt" o:hralign="center" o:hrstd="t" o:hr="t" fillcolor="#a0a0a0" stroked="f"/>
         </w:pict>
       </w:r>
     </w:p>
@@ -3338,7 +3332,7 @@
           <w:color w:val="000000" w:themeColor="text1"/>
         </w:rPr>
         <w:pict w14:anchorId="436FC03B">
-          <v:rect id="_x0000_i1185" style="width:0;height:1.5pt" o:hralign="center" o:hrstd="t" o:hr="t" fillcolor="#a0a0a0" stroked="f"/>
+          <v:rect id="_x0000_i1042" style="width:0;height:1.5pt" o:hralign="center" o:hrstd="t" o:hr="t" fillcolor="#a0a0a0" stroked="f"/>
         </w:pict>
       </w:r>
     </w:p>
@@ -3432,7 +3426,7 @@
           <w:color w:val="000000" w:themeColor="text1"/>
         </w:rPr>
         <w:pict w14:anchorId="312E6AFB">
-          <v:rect id="_x0000_i1186" style="width:0;height:1.5pt" o:hralign="center" o:hrstd="t" o:hr="t" fillcolor="#a0a0a0" stroked="f"/>
+          <v:rect id="_x0000_i1043" style="width:0;height:1.5pt" o:hralign="center" o:hrstd="t" o:hr="t" fillcolor="#a0a0a0" stroked="f"/>
         </w:pict>
       </w:r>
     </w:p>
@@ -3510,7 +3504,7 @@
           <w:color w:val="000000" w:themeColor="text1"/>
         </w:rPr>
         <w:pict w14:anchorId="5CCAE6F7">
-          <v:rect id="_x0000_i1187" style="width:0;height:1.5pt" o:hralign="center" o:hrstd="t" o:hr="t" fillcolor="#a0a0a0" stroked="f"/>
+          <v:rect id="_x0000_i1044" style="width:0;height:1.5pt" o:hralign="center" o:hrstd="t" o:hr="t" fillcolor="#a0a0a0" stroked="f"/>
         </w:pict>
       </w:r>
     </w:p>
@@ -3608,7 +3602,7 @@
           <w:color w:val="000000" w:themeColor="text1"/>
         </w:rPr>
         <w:pict w14:anchorId="6F0B6C04">
-          <v:rect id="_x0000_i1188" style="width:0;height:1.5pt" o:hralign="center" o:hrstd="t" o:hr="t" fillcolor="#a0a0a0" stroked="f"/>
+          <v:rect id="_x0000_i1045" style="width:0;height:1.5pt" o:hralign="center" o:hrstd="t" o:hr="t" fillcolor="#a0a0a0" stroked="f"/>
         </w:pict>
       </w:r>
     </w:p>
@@ -5600,6 +5594,7 @@
   <w:style w:type="character" w:default="1" w:styleId="DefaultParagraphFont">
     <w:name w:val="Default Paragraph Font"/>
     <w:uiPriority w:val="1"/>
+    <w:semiHidden/>
     <w:unhideWhenUsed/>
   </w:style>
   <w:style w:type="table" w:default="1" w:styleId="TableNormal">
